--- a/examples/tutorial/doc/09-symbolic-representation.docx
+++ b/examples/tutorial/doc/09-symbolic-representation.docx
@@ -123,15 +123,90 @@
       </w:r>
     </w:p>
     <w:bookmarkEnd w:id="22"/>
-    <w:bookmarkStart w:id="26" w:name="walkthrough"/>
+    <w:bookmarkStart w:id="23" w:name="how-to-read-this-walkthrough"/>
     <w:p>
       <w:pPr>
         <w:pStyle w:val="Heading2"/>
       </w:pPr>
       <w:r>
+        <w:t xml:space="preserve">How to read this walkthrough</w:t>
+      </w:r>
+    </w:p>
+    <w:p>
+      <w:pPr>
+        <w:pStyle w:val="FirstParagraph"/>
+      </w:pPr>
+      <w:r>
+        <w:t xml:space="preserve">The code blocks below follow the same learning rhythm used throughout the collection: prepare the environment, choose the dataset, configure the method, run the analysis, and then inspect the result. Readers who are still learning time-series mining can use that order to understand not only</w:t>
+      </w:r>
+      <w:r>
+        <w:t xml:space="preserve"> </w:t>
+      </w:r>
+      <w:r>
+        <w:rPr>
+          <w:i/>
+          <w:iCs/>
+        </w:rPr>
+        <w:t xml:space="preserve">what</w:t>
+      </w:r>
+      <w:r>
+        <w:t xml:space="preserve"> </w:t>
+      </w:r>
+      <w:r>
+        <w:t xml:space="preserve">each command does, but also</w:t>
+      </w:r>
+      <w:r>
+        <w:t xml:space="preserve"> </w:t>
+      </w:r>
+      <w:r>
+        <w:rPr>
+          <w:i/>
+          <w:iCs/>
+        </w:rPr>
+        <w:t xml:space="preserve">why</w:t>
+      </w:r>
+      <w:r>
+        <w:t xml:space="preserve"> </w:t>
+      </w:r>
+      <w:r>
+        <w:t xml:space="preserve">it appears at that stage of the workflow.</w:t>
+      </w:r>
+    </w:p>
+    <w:p>
+      <w:pPr>
+        <w:pStyle w:val="BodyText"/>
+      </w:pPr>
+      <w:r>
+        <w:t xml:space="preserve">As you go through the notebook, read the inline comments inside each chunk as the operational explanation and use the surrounding prose as the conceptual guide.</w:t>
+      </w:r>
+    </w:p>
+    <w:bookmarkEnd w:id="23"/>
+    <w:bookmarkStart w:id="30" w:name="walkthrough"/>
+    <w:p>
+      <w:pPr>
+        <w:pStyle w:val="Heading2"/>
+      </w:pPr>
+      <w:r>
         <w:t xml:space="preserve">Walkthrough</w:t>
       </w:r>
     </w:p>
+    <w:bookmarkStart w:id="24" w:name="prepare-the-example"/>
+    <w:p>
+      <w:pPr>
+        <w:pStyle w:val="Heading3"/>
+      </w:pPr>
+      <w:r>
+        <w:t xml:space="preserve">Prepare the Example</w:t>
+      </w:r>
+    </w:p>
+    <w:p>
+      <w:pPr>
+        <w:pStyle w:val="FirstParagraph"/>
+      </w:pPr>
+      <w:r>
+        <w:t xml:space="preserve">We begin by organizing the environment, loading the packages, and selecting the dataset used in the notebook. This part is intentionally more direct: the goal is to make the starting point explicit before the method-specific reasoning begins.</w:t>
+      </w:r>
+    </w:p>
     <w:p>
       <w:pPr>
         <w:pStyle w:val="SourceCode"/>
@@ -162,6 +237,24 @@
           <w:rStyle w:val="NormalTok"/>
         </w:rPr>
         <w:t xml:space="preserve">(harbinger)</w:t>
+      </w:r>
+    </w:p>
+    <w:bookmarkEnd w:id="24"/>
+    <w:bookmarkStart w:id="28" w:name="interpret-the-result-visually"/>
+    <w:p>
+      <w:pPr>
+        <w:pStyle w:val="Heading3"/>
+      </w:pPr>
+      <w:r>
+        <w:t xml:space="preserve">Interpret the Result Visually</w:t>
+      </w:r>
+    </w:p>
+    <w:p>
+      <w:pPr>
+        <w:pStyle w:val="FirstParagraph"/>
+      </w:pPr>
+      <w:r>
+        <w:t xml:space="preserve">The final plots are not just illustrations. They help the reader connect the method’s internal output with the original series, making it easier to see why a point, range, motif, or symbolic pattern was emphasized and whether that emphasis is coherent with the stated objective of the example.</w:t>
       </w:r>
     </w:p>
     <w:p>
@@ -286,18 +379,18 @@
           <wp:inline>
             <wp:extent cx="4620126" cy="3696101"/>
             <wp:effectExtent b="0" l="0" r="0" t="0"/>
-            <wp:docPr descr="" title="" id="24" name="Picture"/>
+            <wp:docPr descr="" title="" id="26" name="Picture"/>
             <a:graphic>
               <a:graphicData uri="http://schemas.openxmlformats.org/drawingml/2006/picture">
                 <pic:pic>
                   <pic:nvPicPr>
-                    <pic:cNvPr descr="/home/gpca/harbinger/examples/tutorial/doc/09-symbolic-representation_files/figure-docx/unnamed-chunk-2-1.png" id="25" name="Picture"/>
+                    <pic:cNvPr descr="/home/gpca/harbinger/examples/tutorial/doc/09-symbolic-representation_files/figure-docx/unnamed-chunk-2-1.png" id="27" name="Picture"/>
                     <pic:cNvPicPr>
                       <a:picLocks noChangeArrowheads="1" noChangeAspect="1"/>
                     </pic:cNvPicPr>
                   </pic:nvPicPr>
                   <pic:blipFill>
-                    <a:blip r:embed="rId23"/>
+                    <a:blip r:embed="rId25"/>
                     <a:stretch>
                       <a:fillRect/>
                     </a:stretch>
@@ -324,6 +417,24 @@
         </w:drawing>
       </w:r>
     </w:p>
+    <w:bookmarkEnd w:id="28"/>
+    <w:bookmarkStart w:id="29" w:name="configure-the-method"/>
+    <w:p>
+      <w:pPr>
+        <w:pStyle w:val="Heading3"/>
+      </w:pPr>
+      <w:r>
+        <w:t xml:space="preserve">Configure the Method</w:t>
+      </w:r>
+    </w:p>
+    <w:p>
+      <w:pPr>
+        <w:pStyle w:val="FirstParagraph"/>
+      </w:pPr>
+      <w:r>
+        <w:t xml:space="preserve">The next step is to instantiate the method and, when necessary, fit it to the selected series. This is where the notebook makes its analytical choice explicit: the parameters chosen here determine what kind of pattern the detector or transformer will become sensitive to and how the later outputs should be interpreted.</w:t>
+      </w:r>
+    </w:p>
     <w:p>
       <w:pPr>
         <w:pStyle w:val="SourceCode"/>
@@ -1062,8 +1173,9 @@
         <w:t xml:space="preserve">## 20  0.512602153   B    3</w:t>
       </w:r>
     </w:p>
-    <w:bookmarkEnd w:id="26"/>
-    <w:bookmarkStart w:id="27" w:name="references"/>
+    <w:bookmarkEnd w:id="29"/>
+    <w:bookmarkEnd w:id="30"/>
+    <w:bookmarkStart w:id="31" w:name="references"/>
     <w:p>
       <w:pPr>
         <w:pStyle w:val="Heading2"/>
@@ -1084,7 +1196,7 @@
         <w:t xml:space="preserve">Lin, J., Keogh, E., Lonardi, S., Chiu, B. (2007). A symbolic representation of time series, with implications for streaming algorithms. Data Mining and Knowledge Discovery, 15, 107-144.</w:t>
       </w:r>
     </w:p>
-    <w:bookmarkEnd w:id="27"/>
+    <w:bookmarkEnd w:id="31"/>
     <w:sectPr>
       <w:footnotePr>
         <w:numRestart w:val="eachSect"/>

--- a/examples/tutorial/doc/09-symbolic-representation.docx
+++ b/examples/tutorial/doc/09-symbolic-representation.docx
@@ -2,13 +2,13 @@
 <file path=word/document.xml><?xml version="1.0" encoding="utf-8"?>
 <w:document xmlns:w="http://schemas.openxmlformats.org/wordprocessingml/2006/main" xmlns:m="http://schemas.openxmlformats.org/officeDocument/2006/math" xmlns:r="http://schemas.openxmlformats.org/officeDocument/2006/relationships" xmlns:o="urn:schemas-microsoft-com:office:office" xmlns:v="urn:schemas-microsoft-com:vml" xmlns:w10="urn:schemas-microsoft-com:office:word" xmlns:a="http://schemas.openxmlformats.org/drawingml/2006/main" xmlns:pic="http://schemas.openxmlformats.org/drawingml/2006/picture" xmlns:wp="http://schemas.openxmlformats.org/drawingml/2006/wordprocessingDrawing">
   <w:body>
-    <w:bookmarkStart w:id="20" w:name="objective"/>
+    <w:bookmarkStart w:id="23" w:name="tutorial-09---symbolic-representation"/>
     <w:p>
       <w:pPr>
         <w:pStyle w:val="Heading2"/>
       </w:pPr>
       <w:r>
-        <w:t xml:space="preserve">Objective</w:t>
+        <w:t xml:space="preserve">Tutorial 09 - Symbolic Representation</w:t>
       </w:r>
     </w:p>
     <w:p>
@@ -16,7 +16,7 @@
         <w:pStyle w:val="FirstParagraph"/>
       </w:pPr>
       <w:r>
-        <w:t xml:space="preserve">This tutorial introduces symbolic transformations for time series with</w:t>
+        <w:t xml:space="preserve">Numeric series can also be studied through symbolic encodings.</w:t>
       </w:r>
       <w:r>
         <w:t xml:space="preserve"> </w:t>
@@ -43,272 +43,131 @@
         <w:t xml:space="preserve">trans_xsax()</w:t>
       </w:r>
       <w:r>
-        <w:t xml:space="preserve">. The goal is to show how a numeric series can be re-encoded into symbols before motif or discord analysis.</w:t>
-      </w:r>
-    </w:p>
-    <w:bookmarkEnd w:id="20"/>
-    <w:bookmarkStart w:id="21" w:name="method-at-a-glance"/>
-    <w:p>
-      <w:pPr>
-        <w:pStyle w:val="Heading2"/>
-      </w:pPr>
-      <w:r>
-        <w:t xml:space="preserve">Method at a glance</w:t>
+        <w:t xml:space="preserve"> </w:t>
+      </w:r>
+      <w:r>
+        <w:t xml:space="preserve">discretize the signal into symbols, which can simplify later motif and discord analysis.</w:t>
       </w:r>
     </w:p>
     <w:p>
       <w:pPr>
-        <w:pStyle w:val="FirstParagraph"/>
-      </w:pPr>
-      <w:r>
-        <w:t xml:space="preserve">SAX and XSAX discretize the series into symbolic codes. SAX uses a compact alphabet, while XSAX allows a larger one. Both can simplify comparison and highlight shape patterns that are easier to study symbolically than numerically.</w:t>
-      </w:r>
-    </w:p>
-    <w:bookmarkEnd w:id="21"/>
-    <w:bookmarkStart w:id="22" w:name="what-you-will-do"/>
-    <w:p>
-      <w:pPr>
-        <w:pStyle w:val="Heading2"/>
-      </w:pPr>
-      <w:r>
-        <w:t xml:space="preserve">What you will do</w:t>
+        <w:pStyle w:val="BodyText"/>
+      </w:pPr>
+      <w:r>
+        <w:t xml:space="preserve">This notebook compares the first symbolic values returned by both transformations on the same series.</w:t>
       </w:r>
     </w:p>
     <w:p>
       <w:pPr>
-        <w:pStyle w:val="Compact"/>
-        <w:numPr>
-          <w:ilvl w:val="0"/>
-          <w:numId w:val="1001"/>
-        </w:numPr>
-      </w:pPr>
-      <w:r>
-        <w:t xml:space="preserve">load a motif example series</w:t>
+        <w:pStyle w:val="BodyText"/>
+      </w:pPr>
+      <w:r>
+        <w:t xml:space="preserve">The technique is symbolic discretization. Instead of preserving every numeric fluctuation, SAX and XSAX convert local behavior into symbols, making it easier to compare subsequences and search for repeated or unusual patterns at a higher level of abstraction.</w:t>
       </w:r>
     </w:p>
     <w:p>
       <w:pPr>
-        <w:pStyle w:val="Compact"/>
-        <w:numPr>
-          <w:ilvl w:val="0"/>
-          <w:numId w:val="1001"/>
-        </w:numPr>
-      </w:pPr>
-      <w:r>
-        <w:t xml:space="preserve">transform the signal with SAX</w:t>
+        <w:pStyle w:val="BodyText"/>
+      </w:pPr>
+      <w:r>
+        <w:t xml:space="preserve">Load the packages and a motif-oriented example series.</w:t>
       </w:r>
     </w:p>
     <w:p>
       <w:pPr>
-        <w:pStyle w:val="Compact"/>
-        <w:numPr>
-          <w:ilvl w:val="0"/>
-          <w:numId w:val="1001"/>
-        </w:numPr>
-      </w:pPr>
-      <w:r>
-        <w:t xml:space="preserve">transform the same signal with XSAX</w:t>
+        <w:pStyle w:val="SourceCode"/>
+      </w:pPr>
+      <w:r>
+        <w:rPr>
+          <w:rStyle w:val="FunctionTok"/>
+        </w:rPr>
+        <w:t xml:space="preserve">library</w:t>
+      </w:r>
+      <w:r>
+        <w:rPr>
+          <w:rStyle w:val="NormalTok"/>
+        </w:rPr>
+        <w:t xml:space="preserve">(daltoolbox)</w:t>
+      </w:r>
+      <w:r>
+        <w:br/>
+      </w:r>
+      <w:r>
+        <w:rPr>
+          <w:rStyle w:val="FunctionTok"/>
+        </w:rPr>
+        <w:t xml:space="preserve">library</w:t>
+      </w:r>
+      <w:r>
+        <w:rPr>
+          <w:rStyle w:val="NormalTok"/>
+        </w:rPr>
+        <w:t xml:space="preserve">(harbinger)</w:t>
+      </w:r>
+      <w:r>
+        <w:br/>
+      </w:r>
+      <w:r>
+        <w:br/>
+      </w:r>
+      <w:r>
+        <w:rPr>
+          <w:rStyle w:val="FunctionTok"/>
+        </w:rPr>
+        <w:t xml:space="preserve">data</w:t>
+      </w:r>
+      <w:r>
+        <w:rPr>
+          <w:rStyle w:val="NormalTok"/>
+        </w:rPr>
+        <w:t xml:space="preserve">(examples_motifs)</w:t>
+      </w:r>
+      <w:r>
+        <w:br/>
+      </w:r>
+      <w:r>
+        <w:rPr>
+          <w:rStyle w:val="NormalTok"/>
+        </w:rPr>
+        <w:t xml:space="preserve">dataset </w:t>
+      </w:r>
+      <w:r>
+        <w:rPr>
+          <w:rStyle w:val="OtherTok"/>
+        </w:rPr>
+        <w:t xml:space="preserve">&lt;-</w:t>
+      </w:r>
+      <w:r>
+        <w:rPr>
+          <w:rStyle w:val="NormalTok"/>
+        </w:rPr>
+        <w:t xml:space="preserve"> examples_motifs</w:t>
+      </w:r>
+      <w:r>
+        <w:rPr>
+          <w:rStyle w:val="SpecialCharTok"/>
+        </w:rPr>
+        <w:t xml:space="preserve">$</w:t>
+      </w:r>
+      <w:r>
+        <w:rPr>
+          <w:rStyle w:val="NormalTok"/>
+        </w:rPr>
+        <w:t xml:space="preserve">simple</w:t>
       </w:r>
     </w:p>
     <w:p>
       <w:pPr>
-        <w:pStyle w:val="Compact"/>
-        <w:numPr>
-          <w:ilvl w:val="0"/>
-          <w:numId w:val="1001"/>
-        </w:numPr>
-      </w:pPr>
-      <w:r>
-        <w:t xml:space="preserve">compare the first symbolic values returned by each method</w:t>
-      </w:r>
-    </w:p>
-    <w:bookmarkEnd w:id="22"/>
-    <w:bookmarkStart w:id="23" w:name="how-to-read-this-walkthrough"/>
-    <w:p>
-      <w:pPr>
-        <w:pStyle w:val="Heading2"/>
-      </w:pPr>
-      <w:r>
-        <w:t xml:space="preserve">How to read this walkthrough</w:t>
+        <w:pStyle w:val="FirstParagraph"/>
+      </w:pPr>
+      <w:r>
+        <w:t xml:space="preserve">Plot the original signal before transforming it.</w:t>
       </w:r>
     </w:p>
     <w:p>
       <w:pPr>
-        <w:pStyle w:val="FirstParagraph"/>
-      </w:pPr>
-      <w:r>
-        <w:t xml:space="preserve">The code blocks below follow the same learning rhythm used throughout the collection: prepare the environment, choose the dataset, configure the method, run the analysis, and then inspect the result. Readers who are still learning time-series mining can use that order to understand not only</w:t>
-      </w:r>
-      <w:r>
-        <w:t xml:space="preserve"> </w:t>
-      </w:r>
-      <w:r>
-        <w:rPr>
-          <w:i/>
-          <w:iCs/>
-        </w:rPr>
-        <w:t xml:space="preserve">what</w:t>
-      </w:r>
-      <w:r>
-        <w:t xml:space="preserve"> </w:t>
-      </w:r>
-      <w:r>
-        <w:t xml:space="preserve">each command does, but also</w:t>
-      </w:r>
-      <w:r>
-        <w:t xml:space="preserve"> </w:t>
-      </w:r>
-      <w:r>
-        <w:rPr>
-          <w:i/>
-          <w:iCs/>
-        </w:rPr>
-        <w:t xml:space="preserve">why</w:t>
-      </w:r>
-      <w:r>
-        <w:t xml:space="preserve"> </w:t>
-      </w:r>
-      <w:r>
-        <w:t xml:space="preserve">it appears at that stage of the workflow.</w:t>
-      </w:r>
-    </w:p>
-    <w:p>
-      <w:pPr>
-        <w:pStyle w:val="BodyText"/>
-      </w:pPr>
-      <w:r>
-        <w:t xml:space="preserve">As you go through the notebook, read the inline comments inside each chunk as the operational explanation and use the surrounding prose as the conceptual guide.</w:t>
-      </w:r>
-    </w:p>
-    <w:bookmarkEnd w:id="23"/>
-    <w:bookmarkStart w:id="30" w:name="walkthrough"/>
-    <w:p>
-      <w:pPr>
-        <w:pStyle w:val="Heading2"/>
-      </w:pPr>
-      <w:r>
-        <w:t xml:space="preserve">Walkthrough</w:t>
-      </w:r>
-    </w:p>
-    <w:bookmarkStart w:id="24" w:name="prepare-the-example"/>
-    <w:p>
-      <w:pPr>
-        <w:pStyle w:val="Heading3"/>
-      </w:pPr>
-      <w:r>
-        <w:t xml:space="preserve">Prepare the Example</w:t>
-      </w:r>
-    </w:p>
-    <w:p>
-      <w:pPr>
-        <w:pStyle w:val="FirstParagraph"/>
-      </w:pPr>
-      <w:r>
-        <w:t xml:space="preserve">We begin by organizing the environment, loading the packages, and selecting the dataset used in the notebook. This part is intentionally more direct: the goal is to make the starting point explicit before the method-specific reasoning begins.</w:t>
-      </w:r>
-    </w:p>
-    <w:p>
-      <w:pPr>
         <w:pStyle w:val="SourceCode"/>
       </w:pPr>
-      <w:r>
-        <w:rPr>
-          <w:rStyle w:val="FunctionTok"/>
-        </w:rPr>
-        <w:t xml:space="preserve">library</w:t>
-      </w:r>
-      <w:r>
-        <w:rPr>
-          <w:rStyle w:val="NormalTok"/>
-        </w:rPr>
-        <w:t xml:space="preserve">(daltoolbox)</w:t>
-      </w:r>
-      <w:r>
-        <w:br/>
-      </w:r>
-      <w:r>
-        <w:rPr>
-          <w:rStyle w:val="FunctionTok"/>
-        </w:rPr>
-        <w:t xml:space="preserve">library</w:t>
-      </w:r>
-      <w:r>
-        <w:rPr>
-          <w:rStyle w:val="NormalTok"/>
-        </w:rPr>
-        <w:t xml:space="preserve">(harbinger)</w:t>
-      </w:r>
-    </w:p>
-    <w:bookmarkEnd w:id="24"/>
-    <w:bookmarkStart w:id="28" w:name="interpret-the-result-visually"/>
-    <w:p>
-      <w:pPr>
-        <w:pStyle w:val="Heading3"/>
-      </w:pPr>
-      <w:r>
-        <w:t xml:space="preserve">Interpret the Result Visually</w:t>
-      </w:r>
-    </w:p>
-    <w:p>
-      <w:pPr>
-        <w:pStyle w:val="FirstParagraph"/>
-      </w:pPr>
-      <w:r>
-        <w:t xml:space="preserve">The final plots are not just illustrations. They help the reader connect the method’s internal output with the original series, making it easier to see why a point, range, motif, or symbolic pattern was emphasized and whether that emphasis is coherent with the stated objective of the example.</w:t>
-      </w:r>
-    </w:p>
-    <w:p>
-      <w:pPr>
-        <w:pStyle w:val="SourceCode"/>
-      </w:pPr>
-      <w:r>
-        <w:rPr>
-          <w:rStyle w:val="FunctionTok"/>
-        </w:rPr>
-        <w:t xml:space="preserve">data</w:t>
-      </w:r>
-      <w:r>
-        <w:rPr>
-          <w:rStyle w:val="NormalTok"/>
-        </w:rPr>
-        <w:t xml:space="preserve">(examples_motifs)</w:t>
-      </w:r>
-      <w:r>
-        <w:br/>
-      </w:r>
-      <w:r>
-        <w:rPr>
-          <w:rStyle w:val="NormalTok"/>
-        </w:rPr>
-        <w:t xml:space="preserve">dataset </w:t>
-      </w:r>
-      <w:r>
-        <w:rPr>
-          <w:rStyle w:val="OtherTok"/>
-        </w:rPr>
-        <w:t xml:space="preserve">&lt;-</w:t>
-      </w:r>
-      <w:r>
-        <w:rPr>
-          <w:rStyle w:val="NormalTok"/>
-        </w:rPr>
-        <w:t xml:space="preserve"> examples_motifs</w:t>
-      </w:r>
-      <w:r>
-        <w:rPr>
-          <w:rStyle w:val="SpecialCharTok"/>
-        </w:rPr>
-        <w:t xml:space="preserve">$</w:t>
-      </w:r>
-      <w:r>
-        <w:rPr>
-          <w:rStyle w:val="NormalTok"/>
-        </w:rPr>
-        <w:t xml:space="preserve">simple</w:t>
-      </w:r>
-      <w:r>
-        <w:br/>
-      </w:r>
       <w:r>
         <w:rPr>
           <w:rStyle w:val="FunctionTok"/>
@@ -379,18 +238,18 @@
           <wp:inline>
             <wp:extent cx="4620126" cy="3696101"/>
             <wp:effectExtent b="0" l="0" r="0" t="0"/>
-            <wp:docPr descr="" title="" id="26" name="Picture"/>
+            <wp:docPr descr="" title="" id="21" name="Picture"/>
             <a:graphic>
               <a:graphicData uri="http://schemas.openxmlformats.org/drawingml/2006/picture">
                 <pic:pic>
                   <pic:nvPicPr>
-                    <pic:cNvPr descr="/home/gpca/harbinger/examples/tutorial/doc/09-symbolic-representation_files/figure-docx/unnamed-chunk-2-1.png" id="27" name="Picture"/>
+                    <pic:cNvPr descr="/home/gpca/harbinger/examples/tutorial/doc/09-symbolic-representation_files/figure-docx/unnamed-chunk-2-1.png" id="22" name="Picture"/>
                     <pic:cNvPicPr>
                       <a:picLocks noChangeArrowheads="1" noChangeAspect="1"/>
                     </pic:cNvPicPr>
                   </pic:nvPicPr>
                   <pic:blipFill>
-                    <a:blip r:embed="rId25"/>
+                    <a:blip r:embed="rId20"/>
                     <a:stretch>
                       <a:fillRect/>
                     </a:stretch>
@@ -417,22 +276,188 @@
         </w:drawing>
       </w:r>
     </w:p>
-    <w:bookmarkEnd w:id="28"/>
-    <w:bookmarkStart w:id="29" w:name="configure-the-method"/>
     <w:p>
       <w:pPr>
-        <w:pStyle w:val="Heading3"/>
-      </w:pPr>
-      <w:r>
-        <w:t xml:space="preserve">Configure the Method</w:t>
+        <w:pStyle w:val="BodyText"/>
+      </w:pPr>
+      <w:r>
+        <w:t xml:space="preserve">Start with SAX, which uses a compact alphabet.</w:t>
       </w:r>
     </w:p>
     <w:p>
       <w:pPr>
-        <w:pStyle w:val="FirstParagraph"/>
-      </w:pPr>
-      <w:r>
-        <w:t xml:space="preserve">The next step is to instantiate the method and, when necessary, fit it to the selected series. This is where the notebook makes its analytical choice explicit: the parameters chosen here determine what kind of pattern the detector or transformer will become sensitive to and how the later outputs should be interpreted.</w:t>
+        <w:pStyle w:val="SourceCode"/>
+      </w:pPr>
+      <w:r>
+        <w:rPr>
+          <w:rStyle w:val="NormalTok"/>
+        </w:rPr>
+        <w:t xml:space="preserve">sax_model </w:t>
+      </w:r>
+      <w:r>
+        <w:rPr>
+          <w:rStyle w:val="OtherTok"/>
+        </w:rPr>
+        <w:t xml:space="preserve">&lt;-</w:t>
+      </w:r>
+      <w:r>
+        <w:rPr>
+          <w:rStyle w:val="NormalTok"/>
+        </w:rPr>
+        <w:t xml:space="preserve"> </w:t>
+      </w:r>
+      <w:r>
+        <w:rPr>
+          <w:rStyle w:val="FunctionTok"/>
+        </w:rPr>
+        <w:t xml:space="preserve">trans_sax</w:t>
+      </w:r>
+      <w:r>
+        <w:rPr>
+          <w:rStyle w:val="NormalTok"/>
+        </w:rPr>
+        <w:t xml:space="preserve">(</w:t>
+      </w:r>
+      <w:r>
+        <w:rPr>
+          <w:rStyle w:val="AttributeTok"/>
+        </w:rPr>
+        <w:t xml:space="preserve">alpha =</w:t>
+      </w:r>
+      <w:r>
+        <w:rPr>
+          <w:rStyle w:val="NormalTok"/>
+        </w:rPr>
+        <w:t xml:space="preserve"> </w:t>
+      </w:r>
+      <w:r>
+        <w:rPr>
+          <w:rStyle w:val="DecValTok"/>
+        </w:rPr>
+        <w:t xml:space="preserve">8</w:t>
+      </w:r>
+      <w:r>
+        <w:rPr>
+          <w:rStyle w:val="NormalTok"/>
+        </w:rPr>
+        <w:t xml:space="preserve">)</w:t>
+      </w:r>
+      <w:r>
+        <w:br/>
+      </w:r>
+      <w:r>
+        <w:rPr>
+          <w:rStyle w:val="NormalTok"/>
+        </w:rPr>
+        <w:t xml:space="preserve">sax_model </w:t>
+      </w:r>
+      <w:r>
+        <w:rPr>
+          <w:rStyle w:val="OtherTok"/>
+        </w:rPr>
+        <w:t xml:space="preserve">&lt;-</w:t>
+      </w:r>
+      <w:r>
+        <w:rPr>
+          <w:rStyle w:val="NormalTok"/>
+        </w:rPr>
+        <w:t xml:space="preserve"> </w:t>
+      </w:r>
+      <w:r>
+        <w:rPr>
+          <w:rStyle w:val="FunctionTok"/>
+        </w:rPr>
+        <w:t xml:space="preserve">fit</w:t>
+      </w:r>
+      <w:r>
+        <w:rPr>
+          <w:rStyle w:val="NormalTok"/>
+        </w:rPr>
+        <w:t xml:space="preserve">(sax_model, dataset</w:t>
+      </w:r>
+      <w:r>
+        <w:rPr>
+          <w:rStyle w:val="SpecialCharTok"/>
+        </w:rPr>
+        <w:t xml:space="preserve">$</w:t>
+      </w:r>
+      <w:r>
+        <w:rPr>
+          <w:rStyle w:val="NormalTok"/>
+        </w:rPr>
+        <w:t xml:space="preserve">serie)</w:t>
+      </w:r>
+      <w:r>
+        <w:br/>
+      </w:r>
+      <w:r>
+        <w:rPr>
+          <w:rStyle w:val="NormalTok"/>
+        </w:rPr>
+        <w:t xml:space="preserve">sax_series </w:t>
+      </w:r>
+      <w:r>
+        <w:rPr>
+          <w:rStyle w:val="OtherTok"/>
+        </w:rPr>
+        <w:t xml:space="preserve">&lt;-</w:t>
+      </w:r>
+      <w:r>
+        <w:rPr>
+          <w:rStyle w:val="NormalTok"/>
+        </w:rPr>
+        <w:t xml:space="preserve"> </w:t>
+      </w:r>
+      <w:r>
+        <w:rPr>
+          <w:rStyle w:val="FunctionTok"/>
+        </w:rPr>
+        <w:t xml:space="preserve">transform</w:t>
+      </w:r>
+      <w:r>
+        <w:rPr>
+          <w:rStyle w:val="NormalTok"/>
+        </w:rPr>
+        <w:t xml:space="preserve">(sax_model, dataset</w:t>
+      </w:r>
+      <w:r>
+        <w:rPr>
+          <w:rStyle w:val="SpecialCharTok"/>
+        </w:rPr>
+        <w:t xml:space="preserve">$</w:t>
+      </w:r>
+      <w:r>
+        <w:rPr>
+          <w:rStyle w:val="NormalTok"/>
+        </w:rPr>
+        <w:t xml:space="preserve">serie)</w:t>
+      </w:r>
+      <w:r>
+        <w:br/>
+      </w:r>
+      <w:r>
+        <w:rPr>
+          <w:rStyle w:val="FunctionTok"/>
+        </w:rPr>
+        <w:t xml:space="preserve">head</w:t>
+      </w:r>
+      <w:r>
+        <w:rPr>
+          <w:rStyle w:val="NormalTok"/>
+        </w:rPr>
+        <w:t xml:space="preserve">(sax_series, </w:t>
+      </w:r>
+      <w:r>
+        <w:rPr>
+          <w:rStyle w:val="DecValTok"/>
+        </w:rPr>
+        <w:t xml:space="preserve">20</w:t>
+      </w:r>
+      <w:r>
+        <w:rPr>
+          <w:rStyle w:val="NormalTok"/>
+        </w:rPr>
+        <w:t xml:space="preserve">)</w:t>
       </w:r>
     </w:p>
     <w:p>
@@ -441,194 +466,17 @@
       </w:pPr>
       <w:r>
         <w:rPr>
-          <w:rStyle w:val="CommentTok"/>
-        </w:rPr>
-        <w:t xml:space="preserve"># SAX uses a compact symbolic alphabet</w:t>
-      </w:r>
-      <w:r>
-        <w:br/>
-      </w:r>
-      <w:r>
-        <w:rPr>
-          <w:rStyle w:val="NormalTok"/>
-        </w:rPr>
-        <w:t xml:space="preserve">sax_model </w:t>
-      </w:r>
-      <w:r>
-        <w:rPr>
-          <w:rStyle w:val="OtherTok"/>
-        </w:rPr>
-        <w:t xml:space="preserve">&lt;-</w:t>
-      </w:r>
-      <w:r>
-        <w:rPr>
-          <w:rStyle w:val="NormalTok"/>
-        </w:rPr>
-        <w:t xml:space="preserve"> </w:t>
-      </w:r>
-      <w:r>
-        <w:rPr>
-          <w:rStyle w:val="FunctionTok"/>
-        </w:rPr>
-        <w:t xml:space="preserve">trans_sax</w:t>
-      </w:r>
-      <w:r>
-        <w:rPr>
-          <w:rStyle w:val="NormalTok"/>
-        </w:rPr>
-        <w:t xml:space="preserve">(</w:t>
-      </w:r>
-      <w:r>
-        <w:rPr>
-          <w:rStyle w:val="AttributeTok"/>
-        </w:rPr>
-        <w:t xml:space="preserve">alpha =</w:t>
-      </w:r>
-      <w:r>
-        <w:rPr>
-          <w:rStyle w:val="NormalTok"/>
-        </w:rPr>
-        <w:t xml:space="preserve"> </w:t>
-      </w:r>
-      <w:r>
-        <w:rPr>
-          <w:rStyle w:val="DecValTok"/>
-        </w:rPr>
-        <w:t xml:space="preserve">8</w:t>
-      </w:r>
-      <w:r>
-        <w:rPr>
-          <w:rStyle w:val="NormalTok"/>
-        </w:rPr>
-        <w:t xml:space="preserve">)</w:t>
-      </w:r>
-      <w:r>
-        <w:br/>
-      </w:r>
-      <w:r>
-        <w:rPr>
-          <w:rStyle w:val="NormalTok"/>
-        </w:rPr>
-        <w:t xml:space="preserve">sax_model </w:t>
-      </w:r>
-      <w:r>
-        <w:rPr>
-          <w:rStyle w:val="OtherTok"/>
-        </w:rPr>
-        <w:t xml:space="preserve">&lt;-</w:t>
-      </w:r>
-      <w:r>
-        <w:rPr>
-          <w:rStyle w:val="NormalTok"/>
-        </w:rPr>
-        <w:t xml:space="preserve"> </w:t>
-      </w:r>
-      <w:r>
-        <w:rPr>
-          <w:rStyle w:val="FunctionTok"/>
-        </w:rPr>
-        <w:t xml:space="preserve">fit</w:t>
-      </w:r>
-      <w:r>
-        <w:rPr>
-          <w:rStyle w:val="NormalTok"/>
-        </w:rPr>
-        <w:t xml:space="preserve">(sax_model, dataset</w:t>
-      </w:r>
-      <w:r>
-        <w:rPr>
-          <w:rStyle w:val="SpecialCharTok"/>
-        </w:rPr>
-        <w:t xml:space="preserve">$</w:t>
-      </w:r>
-      <w:r>
-        <w:rPr>
-          <w:rStyle w:val="NormalTok"/>
-        </w:rPr>
-        <w:t xml:space="preserve">serie)</w:t>
-      </w:r>
-      <w:r>
-        <w:br/>
-      </w:r>
-      <w:r>
-        <w:rPr>
-          <w:rStyle w:val="NormalTok"/>
-        </w:rPr>
-        <w:t xml:space="preserve">sax_series </w:t>
-      </w:r>
-      <w:r>
-        <w:rPr>
-          <w:rStyle w:val="OtherTok"/>
-        </w:rPr>
-        <w:t xml:space="preserve">&lt;-</w:t>
-      </w:r>
-      <w:r>
-        <w:rPr>
-          <w:rStyle w:val="NormalTok"/>
-        </w:rPr>
-        <w:t xml:space="preserve"> </w:t>
-      </w:r>
-      <w:r>
-        <w:rPr>
-          <w:rStyle w:val="FunctionTok"/>
-        </w:rPr>
-        <w:t xml:space="preserve">transform</w:t>
-      </w:r>
-      <w:r>
-        <w:rPr>
-          <w:rStyle w:val="NormalTok"/>
-        </w:rPr>
-        <w:t xml:space="preserve">(sax_model, dataset</w:t>
-      </w:r>
-      <w:r>
-        <w:rPr>
-          <w:rStyle w:val="SpecialCharTok"/>
-        </w:rPr>
-        <w:t xml:space="preserve">$</w:t>
-      </w:r>
-      <w:r>
-        <w:rPr>
-          <w:rStyle w:val="NormalTok"/>
-        </w:rPr>
-        <w:t xml:space="preserve">serie)</w:t>
-      </w:r>
-      <w:r>
-        <w:br/>
-      </w:r>
-      <w:r>
-        <w:rPr>
-          <w:rStyle w:val="FunctionTok"/>
-        </w:rPr>
-        <w:t xml:space="preserve">head</w:t>
-      </w:r>
-      <w:r>
-        <w:rPr>
-          <w:rStyle w:val="NormalTok"/>
-        </w:rPr>
-        <w:t xml:space="preserve">(sax_series, </w:t>
-      </w:r>
-      <w:r>
-        <w:rPr>
-          <w:rStyle w:val="DecValTok"/>
-        </w:rPr>
-        <w:t xml:space="preserve">20</w:t>
-      </w:r>
-      <w:r>
-        <w:rPr>
-          <w:rStyle w:val="NormalTok"/>
-        </w:rPr>
-        <w:t xml:space="preserve">)</w:t>
+          <w:rStyle w:val="VerbatimChar"/>
+        </w:rPr>
+        <w:t xml:space="preserve">##  [1] "D" "D" "D" "C" "C" "B" "B" "B" "A" "A" "A" "A" "A" "A" "A" "A" "A" "A" "B" "B"</w:t>
       </w:r>
     </w:p>
     <w:p>
       <w:pPr>
-        <w:pStyle w:val="SourceCode"/>
-      </w:pPr>
-      <w:r>
-        <w:rPr>
-          <w:rStyle w:val="VerbatimChar"/>
-        </w:rPr>
-        <w:t xml:space="preserve">##  [1] "D" "D" "D" "C" "C" "B" "B" "B" "A" "A" "A" "A" "A" "A" "A" "A" "A" "A" "B" "B"</w:t>
+        <w:pStyle w:val="FirstParagraph"/>
+      </w:pPr>
+      <w:r>
+        <w:t xml:space="preserve">Then apply XSAX, which allows a richer alphabet.</w:t>
       </w:r>
     </w:p>
     <w:p>
@@ -637,15 +485,6 @@
       </w:pPr>
       <w:r>
         <w:rPr>
-          <w:rStyle w:val="CommentTok"/>
-        </w:rPr>
-        <w:t xml:space="preserve"># XSAX uses a larger alphabet for finer symbolic resolution</w:t>
-      </w:r>
-      <w:r>
-        <w:br/>
-      </w:r>
-      <w:r>
-        <w:rPr>
           <w:rStyle w:val="NormalTok"/>
         </w:rPr>
         <w:t xml:space="preserve">xsax_model </w:t>
@@ -829,157 +668,10 @@
     </w:p>
     <w:p>
       <w:pPr>
-        <w:pStyle w:val="SourceCode"/>
-      </w:pPr>
-      <w:r>
-        <w:rPr>
-          <w:rStyle w:val="CommentTok"/>
-        </w:rPr>
-        <w:t xml:space="preserve"># Compare the symbolic encodings side by side</w:t>
-      </w:r>
-      <w:r>
-        <w:br/>
-      </w:r>
-      <w:r>
-        <w:rPr>
-          <w:rStyle w:val="FunctionTok"/>
-        </w:rPr>
-        <w:t xml:space="preserve">head</w:t>
-      </w:r>
-      <w:r>
-        <w:rPr>
-          <w:rStyle w:val="NormalTok"/>
-        </w:rPr>
-        <w:t xml:space="preserve">(</w:t>
-      </w:r>
-      <w:r>
-        <w:br/>
-      </w:r>
-      <w:r>
-        <w:rPr>
-          <w:rStyle w:val="NormalTok"/>
-        </w:rPr>
-        <w:t xml:space="preserve">  </w:t>
-      </w:r>
-      <w:r>
-        <w:rPr>
-          <w:rStyle w:val="FunctionTok"/>
-        </w:rPr>
-        <w:t xml:space="preserve">data.frame</w:t>
-      </w:r>
-      <w:r>
-        <w:rPr>
-          <w:rStyle w:val="NormalTok"/>
-        </w:rPr>
-        <w:t xml:space="preserve">(</w:t>
-      </w:r>
-      <w:r>
-        <w:br/>
-      </w:r>
-      <w:r>
-        <w:rPr>
-          <w:rStyle w:val="NormalTok"/>
-        </w:rPr>
-        <w:t xml:space="preserve">    </w:t>
-      </w:r>
-      <w:r>
-        <w:rPr>
-          <w:rStyle w:val="AttributeTok"/>
-        </w:rPr>
-        <w:t xml:space="preserve">value =</w:t>
-      </w:r>
-      <w:r>
-        <w:rPr>
-          <w:rStyle w:val="NormalTok"/>
-        </w:rPr>
-        <w:t xml:space="preserve"> dataset</w:t>
-      </w:r>
-      <w:r>
-        <w:rPr>
-          <w:rStyle w:val="SpecialCharTok"/>
-        </w:rPr>
-        <w:t xml:space="preserve">$</w:t>
-      </w:r>
-      <w:r>
-        <w:rPr>
-          <w:rStyle w:val="NormalTok"/>
-        </w:rPr>
-        <w:t xml:space="preserve">serie,</w:t>
-      </w:r>
-      <w:r>
-        <w:br/>
-      </w:r>
-      <w:r>
-        <w:rPr>
-          <w:rStyle w:val="NormalTok"/>
-        </w:rPr>
-        <w:t xml:space="preserve">    </w:t>
-      </w:r>
-      <w:r>
-        <w:rPr>
-          <w:rStyle w:val="AttributeTok"/>
-        </w:rPr>
-        <w:t xml:space="preserve">sax =</w:t>
-      </w:r>
-      <w:r>
-        <w:rPr>
-          <w:rStyle w:val="NormalTok"/>
-        </w:rPr>
-        <w:t xml:space="preserve"> sax_series,</w:t>
-      </w:r>
-      <w:r>
-        <w:br/>
-      </w:r>
-      <w:r>
-        <w:rPr>
-          <w:rStyle w:val="NormalTok"/>
-        </w:rPr>
-        <w:t xml:space="preserve">    </w:t>
-      </w:r>
-      <w:r>
-        <w:rPr>
-          <w:rStyle w:val="AttributeTok"/>
-        </w:rPr>
-        <w:t xml:space="preserve">xsax =</w:t>
-      </w:r>
-      <w:r>
-        <w:rPr>
-          <w:rStyle w:val="NormalTok"/>
-        </w:rPr>
-        <w:t xml:space="preserve"> xsax_series</w:t>
-      </w:r>
-      <w:r>
-        <w:br/>
-      </w:r>
-      <w:r>
-        <w:rPr>
-          <w:rStyle w:val="NormalTok"/>
-        </w:rPr>
-        <w:t xml:space="preserve">  ),</w:t>
-      </w:r>
-      <w:r>
-        <w:br/>
-      </w:r>
-      <w:r>
-        <w:rPr>
-          <w:rStyle w:val="NormalTok"/>
-        </w:rPr>
-        <w:t xml:space="preserve">  </w:t>
-      </w:r>
-      <w:r>
-        <w:rPr>
-          <w:rStyle w:val="DecValTok"/>
-        </w:rPr>
-        <w:t xml:space="preserve">20</w:t>
-      </w:r>
-      <w:r>
-        <w:br/>
-      </w:r>
-      <w:r>
-        <w:rPr>
-          <w:rStyle w:val="NormalTok"/>
-        </w:rPr>
-        <w:t xml:space="preserve">)</w:t>
+        <w:pStyle w:val="FirstParagraph"/>
+      </w:pPr>
+      <w:r>
+        <w:t xml:space="preserve">Compare the numeric and symbolic representations side by side.</w:t>
       </w:r>
     </w:p>
     <w:p>
@@ -988,6 +680,152 @@
       </w:pPr>
       <w:r>
         <w:rPr>
+          <w:rStyle w:val="FunctionTok"/>
+        </w:rPr>
+        <w:t xml:space="preserve">head</w:t>
+      </w:r>
+      <w:r>
+        <w:rPr>
+          <w:rStyle w:val="NormalTok"/>
+        </w:rPr>
+        <w:t xml:space="preserve">(</w:t>
+      </w:r>
+      <w:r>
+        <w:br/>
+      </w:r>
+      <w:r>
+        <w:rPr>
+          <w:rStyle w:val="NormalTok"/>
+        </w:rPr>
+        <w:t xml:space="preserve">  </w:t>
+      </w:r>
+      <w:r>
+        <w:rPr>
+          <w:rStyle w:val="FunctionTok"/>
+        </w:rPr>
+        <w:t xml:space="preserve">data.frame</w:t>
+      </w:r>
+      <w:r>
+        <w:rPr>
+          <w:rStyle w:val="NormalTok"/>
+        </w:rPr>
+        <w:t xml:space="preserve">(</w:t>
+      </w:r>
+      <w:r>
+        <w:br/>
+      </w:r>
+      <w:r>
+        <w:rPr>
+          <w:rStyle w:val="NormalTok"/>
+        </w:rPr>
+        <w:t xml:space="preserve">    </w:t>
+      </w:r>
+      <w:r>
+        <w:rPr>
+          <w:rStyle w:val="AttributeTok"/>
+        </w:rPr>
+        <w:t xml:space="preserve">value =</w:t>
+      </w:r>
+      <w:r>
+        <w:rPr>
+          <w:rStyle w:val="NormalTok"/>
+        </w:rPr>
+        <w:t xml:space="preserve"> dataset</w:t>
+      </w:r>
+      <w:r>
+        <w:rPr>
+          <w:rStyle w:val="SpecialCharTok"/>
+        </w:rPr>
+        <w:t xml:space="preserve">$</w:t>
+      </w:r>
+      <w:r>
+        <w:rPr>
+          <w:rStyle w:val="NormalTok"/>
+        </w:rPr>
+        <w:t xml:space="preserve">serie,</w:t>
+      </w:r>
+      <w:r>
+        <w:br/>
+      </w:r>
+      <w:r>
+        <w:rPr>
+          <w:rStyle w:val="NormalTok"/>
+        </w:rPr>
+        <w:t xml:space="preserve">    </w:t>
+      </w:r>
+      <w:r>
+        <w:rPr>
+          <w:rStyle w:val="AttributeTok"/>
+        </w:rPr>
+        <w:t xml:space="preserve">sax =</w:t>
+      </w:r>
+      <w:r>
+        <w:rPr>
+          <w:rStyle w:val="NormalTok"/>
+        </w:rPr>
+        <w:t xml:space="preserve"> sax_series,</w:t>
+      </w:r>
+      <w:r>
+        <w:br/>
+      </w:r>
+      <w:r>
+        <w:rPr>
+          <w:rStyle w:val="NormalTok"/>
+        </w:rPr>
+        <w:t xml:space="preserve">    </w:t>
+      </w:r>
+      <w:r>
+        <w:rPr>
+          <w:rStyle w:val="AttributeTok"/>
+        </w:rPr>
+        <w:t xml:space="preserve">xsax =</w:t>
+      </w:r>
+      <w:r>
+        <w:rPr>
+          <w:rStyle w:val="NormalTok"/>
+        </w:rPr>
+        <w:t xml:space="preserve"> xsax_series</w:t>
+      </w:r>
+      <w:r>
+        <w:br/>
+      </w:r>
+      <w:r>
+        <w:rPr>
+          <w:rStyle w:val="NormalTok"/>
+        </w:rPr>
+        <w:t xml:space="preserve">  ),</w:t>
+      </w:r>
+      <w:r>
+        <w:br/>
+      </w:r>
+      <w:r>
+        <w:rPr>
+          <w:rStyle w:val="NormalTok"/>
+        </w:rPr>
+        <w:t xml:space="preserve">  </w:t>
+      </w:r>
+      <w:r>
+        <w:rPr>
+          <w:rStyle w:val="DecValTok"/>
+        </w:rPr>
+        <w:t xml:space="preserve">20</w:t>
+      </w:r>
+      <w:r>
+        <w:br/>
+      </w:r>
+      <w:r>
+        <w:rPr>
+          <w:rStyle w:val="NormalTok"/>
+        </w:rPr>
+        <w:t xml:space="preserve">)</w:t>
+      </w:r>
+    </w:p>
+    <w:p>
+      <w:pPr>
+        <w:pStyle w:val="SourceCode"/>
+      </w:pPr>
+      <w:r>
+        <w:rPr>
           <w:rStyle w:val="VerbatimChar"/>
         </w:rPr>
         <w:t xml:space="preserve">##           value sax xsax</w:t>
@@ -1173,9 +1011,8 @@
         <w:t xml:space="preserve">## 20  0.512602153   B    3</w:t>
       </w:r>
     </w:p>
-    <w:bookmarkEnd w:id="29"/>
-    <w:bookmarkEnd w:id="30"/>
-    <w:bookmarkStart w:id="31" w:name="references"/>
+    <w:bookmarkEnd w:id="23"/>
+    <w:bookmarkStart w:id="24" w:name="references"/>
     <w:p>
       <w:pPr>
         <w:pStyle w:val="Heading2"/>
@@ -1189,14 +1026,14 @@
         <w:pStyle w:val="Compact"/>
         <w:numPr>
           <w:ilvl w:val="0"/>
-          <w:numId w:val="1002"/>
+          <w:numId w:val="1001"/>
         </w:numPr>
       </w:pPr>
       <w:r>
         <w:t xml:space="preserve">Lin, J., Keogh, E., Lonardi, S., Chiu, B. (2007). A symbolic representation of time series, with implications for streaming algorithms. Data Mining and Knowledge Discovery, 15, 107-144.</w:t>
       </w:r>
     </w:p>
-    <w:bookmarkEnd w:id="31"/>
+    <w:bookmarkEnd w:id="24"/>
     <w:sectPr>
       <w:footnotePr>
         <w:numRestart w:val="eachSect"/>
@@ -1414,9 +1251,6 @@
     <w:abstractNumId w:val="990"/>
   </w:num>
   <w:num w:numId="1001">
-    <w:abstractNumId w:val="991"/>
-  </w:num>
-  <w:num w:numId="1002">
     <w:abstractNumId w:val="991"/>
   </w:num>
 </w:numbering>

--- a/examples/tutorial/doc/09-symbolic-representation.docx
+++ b/examples/tutorial/doc/09-symbolic-representation.docx
@@ -2,7 +2,7 @@
 <file path=word/document.xml><?xml version="1.0" encoding="utf-8"?>
 <w:document xmlns:w="http://schemas.openxmlformats.org/wordprocessingml/2006/main" xmlns:m="http://schemas.openxmlformats.org/officeDocument/2006/math" xmlns:r="http://schemas.openxmlformats.org/officeDocument/2006/relationships" xmlns:o="urn:schemas-microsoft-com:office:office" xmlns:v="urn:schemas-microsoft-com:vml" xmlns:w10="urn:schemas-microsoft-com:office:word" xmlns:a="http://schemas.openxmlformats.org/drawingml/2006/main" xmlns:pic="http://schemas.openxmlformats.org/drawingml/2006/picture" xmlns:wp="http://schemas.openxmlformats.org/drawingml/2006/wordprocessingDrawing">
   <w:body>
-    <w:bookmarkStart w:id="23" w:name="tutorial-09---symbolic-representation"/>
+    <w:bookmarkStart w:id="12" w:name="tutorial-09---symbolic-representation"/>
     <w:p>
       <w:pPr>
         <w:pStyle w:val="Heading2"/>
@@ -238,18 +238,18 @@
           <wp:inline>
             <wp:extent cx="4620126" cy="3696101"/>
             <wp:effectExtent b="0" l="0" r="0" t="0"/>
-            <wp:docPr descr="" title="" id="21" name="Picture"/>
+            <wp:docPr descr="" title="" id="10" name="Picture"/>
             <a:graphic>
               <a:graphicData uri="http://schemas.openxmlformats.org/drawingml/2006/picture">
                 <pic:pic>
                   <pic:nvPicPr>
-                    <pic:cNvPr descr="/home/gpca/harbinger/examples/tutorial/doc/09-symbolic-representation_files/figure-docx/unnamed-chunk-2-1.png" id="22" name="Picture"/>
+                    <pic:cNvPr descr="C:\Git\dal\harbinger\examples\tutorial\doc\09-symbolic-representation_files/993e2625a2459eb1937256ac2a8e7b801fba9037.png" id="11" name="Picture"/>
                     <pic:cNvPicPr>
                       <a:picLocks noChangeArrowheads="1" noChangeAspect="1"/>
                     </pic:cNvPicPr>
                   </pic:nvPicPr>
                   <pic:blipFill>
-                    <a:blip r:embed="rId20"/>
+                    <a:blip r:embed="rId9"/>
                     <a:stretch>
                       <a:fillRect/>
                     </a:stretch>
@@ -468,7 +468,16 @@
         <w:rPr>
           <w:rStyle w:val="VerbatimChar"/>
         </w:rPr>
-        <w:t xml:space="preserve">##  [1] "D" "D" "D" "C" "C" "B" "B" "B" "A" "A" "A" "A" "A" "A" "A" "A" "A" "A" "B" "B"</w:t>
+        <w:t xml:space="preserve">##  [1] "D" "D" "D" "C" "C" "B" "B" "B" "A" "A" "A" "A" "A" "A" "A" "A" "A" "A" "B"</w:t>
+      </w:r>
+      <w:r>
+        <w:br/>
+      </w:r>
+      <w:r>
+        <w:rPr>
+          <w:rStyle w:val="VerbatimChar"/>
+        </w:rPr>
+        <w:t xml:space="preserve">## [20] "B"</w:t>
       </w:r>
     </w:p>
     <w:p>
@@ -663,7 +672,16 @@
         <w:rPr>
           <w:rStyle w:val="VerbatimChar"/>
         </w:rPr>
-        <w:t xml:space="preserve">##  [1] "6" "6" "6" "5" "4" "3" "2" "2" "1" "0" "0" "0" "0" "0" "0" "0" "1" "1" "2" "3"</w:t>
+        <w:t xml:space="preserve">##  [1] "6" "6" "6" "5" "4" "3" "2" "2" "1" "0" "0" "0" "0" "0" "0" "0" "1" "1" "2"</w:t>
+      </w:r>
+      <w:r>
+        <w:br/>
+      </w:r>
+      <w:r>
+        <w:rPr>
+          <w:rStyle w:val="VerbatimChar"/>
+        </w:rPr>
+        <w:t xml:space="preserve">## [20] "3"</w:t>
       </w:r>
     </w:p>
     <w:p>
@@ -1011,8 +1029,8 @@
         <w:t xml:space="preserve">## 20  0.512602153   B    3</w:t>
       </w:r>
     </w:p>
-    <w:bookmarkEnd w:id="23"/>
-    <w:bookmarkStart w:id="24" w:name="references"/>
+    <w:bookmarkEnd w:id="12"/>
+    <w:bookmarkStart w:id="13" w:name="references"/>
     <w:p>
       <w:pPr>
         <w:pStyle w:val="Heading2"/>
@@ -1033,7 +1051,7 @@
         <w:t xml:space="preserve">Lin, J., Keogh, E., Lonardi, S., Chiu, B. (2007). A symbolic representation of time series, with implications for streaming algorithms. Data Mining and Knowledge Discovery, 15, 107-144.</w:t>
       </w:r>
     </w:p>
-    <w:bookmarkEnd w:id="24"/>
+    <w:bookmarkEnd w:id="13"/>
     <w:sectPr>
       <w:footnotePr>
         <w:numRestart w:val="eachSect"/>
@@ -1261,10 +1279,10 @@
   <w:docDefaults>
     <w:rPrDefault>
       <w:rPr>
-        <w:rFonts w:asciiTheme="minorHAnsi" w:cstheme="minorBidi" w:eastAsiaTheme="minorHAnsi" w:hAnsiTheme="minorHAnsi"/>
+        <w:rFonts w:asciiTheme="minorHAnsi" w:cstheme="minorBidi" w:eastAsiaTheme="minorEastAsia" w:hAnsiTheme="minorHAnsi"/>
         <w:sz w:val="24"/>
         <w:szCs w:val="24"/>
-        <w:lang w:bidi="ar-SA" w:eastAsia="en-US" w:val="en-US"/>
+        <w:lang w:bidi="ar-SA" w:eastAsia="zh-CN" w:val="en-US"/>
       </w:rPr>
     </w:rPrDefault>
     <w:pPrDefault>
@@ -1805,13 +1823,6 @@
       </w:tblCellMar>
     </w:tblPr>
     <w:tblStylePr w:type="firstRow">
-      <w:tblPr>
-        <w:jc w:val="left"/>
-        <w:tblInd w:type="dxa" w:w="0"/>
-      </w:tblPr>
-      <w:trPr>
-        <w:jc w:val="left"/>
-      </w:trPr>
       <w:tcPr>
         <w:tcBorders>
           <w:bottom w:val="single"/>

--- a/examples/tutorial/doc/09-symbolic-representation.docx
+++ b/examples/tutorial/doc/09-symbolic-representation.docx
@@ -243,7 +243,7 @@
               <a:graphicData uri="http://schemas.openxmlformats.org/drawingml/2006/picture">
                 <pic:pic>
                   <pic:nvPicPr>
-                    <pic:cNvPr descr="C:\Git\dal\harbinger\examples\tutorial\doc\09-symbolic-representation_files/993e2625a2459eb1937256ac2a8e7b801fba9037.png" id="11" name="Picture"/>
+                    <pic:cNvPr descr="/home/gpca/harbinger/examples/tutorial/doc/09-symbolic-representation_files/aeb1f15d08218c1e0d456d6e17f6847b87e98b06.png" id="11" name="Picture"/>
                     <pic:cNvPicPr>
                       <a:picLocks noChangeArrowheads="1" noChangeAspect="1"/>
                     </pic:cNvPicPr>
@@ -468,16 +468,7 @@
         <w:rPr>
           <w:rStyle w:val="VerbatimChar"/>
         </w:rPr>
-        <w:t xml:space="preserve">##  [1] "D" "D" "D" "C" "C" "B" "B" "B" "A" "A" "A" "A" "A" "A" "A" "A" "A" "A" "B"</w:t>
-      </w:r>
-      <w:r>
-        <w:br/>
-      </w:r>
-      <w:r>
-        <w:rPr>
-          <w:rStyle w:val="VerbatimChar"/>
-        </w:rPr>
-        <w:t xml:space="preserve">## [20] "B"</w:t>
+        <w:t xml:space="preserve">##  [1] "D" "D" "D" "C" "C" "B" "B" "B" "A" "A" "A" "A" "A" "A" "A" "A" "A" "A" "B" "B"</w:t>
       </w:r>
     </w:p>
     <w:p>
@@ -672,16 +663,7 @@
         <w:rPr>
           <w:rStyle w:val="VerbatimChar"/>
         </w:rPr>
-        <w:t xml:space="preserve">##  [1] "6" "6" "6" "5" "4" "3" "2" "2" "1" "0" "0" "0" "0" "0" "0" "0" "1" "1" "2"</w:t>
-      </w:r>
-      <w:r>
-        <w:br/>
-      </w:r>
-      <w:r>
-        <w:rPr>
-          <w:rStyle w:val="VerbatimChar"/>
-        </w:rPr>
-        <w:t xml:space="preserve">## [20] "3"</w:t>
+        <w:t xml:space="preserve">##  [1] "6" "6" "6" "5" "4" "3" "2" "2" "1" "0" "0" "0" "0" "0" "0" "0" "1" "1" "2" "3"</w:t>
       </w:r>
     </w:p>
     <w:p>

--- a/examples/tutorial/doc/09-symbolic-representation.docx
+++ b/examples/tutorial/doc/09-symbolic-representation.docx
@@ -468,7 +468,16 @@
         <w:rPr>
           <w:rStyle w:val="VerbatimChar"/>
         </w:rPr>
-        <w:t xml:space="preserve">##  [1] "D" "D" "D" "C" "C" "B" "B" "B" "A" "A" "A" "A" "A" "A" "A" "A" "A" "A" "B" "B"</w:t>
+        <w:t xml:space="preserve">##  [1] "D" "D" "D" "C" "C" "B" "B" "B" "A" "A" "A" "A" "A"</w:t>
+      </w:r>
+      <w:r>
+        <w:br/>
+      </w:r>
+      <w:r>
+        <w:rPr>
+          <w:rStyle w:val="VerbatimChar"/>
+        </w:rPr>
+        <w:t xml:space="preserve">## [14] "A" "A" "A" "A" "A" "B" "B"</w:t>
       </w:r>
     </w:p>
     <w:p>
@@ -663,7 +672,16 @@
         <w:rPr>
           <w:rStyle w:val="VerbatimChar"/>
         </w:rPr>
-        <w:t xml:space="preserve">##  [1] "6" "6" "6" "5" "4" "3" "2" "2" "1" "0" "0" "0" "0" "0" "0" "0" "1" "1" "2" "3"</w:t>
+        <w:t xml:space="preserve">##  [1] "6" "6" "6" "5" "4" "3" "2" "2" "1" "0" "0" "0" "0"</w:t>
+      </w:r>
+      <w:r>
+        <w:br/>
+      </w:r>
+      <w:r>
+        <w:rPr>
+          <w:rStyle w:val="VerbatimChar"/>
+        </w:rPr>
+        <w:t xml:space="preserve">## [14] "0" "0" "0" "1" "1" "2" "3"</w:t>
       </w:r>
     </w:p>
     <w:p>

--- a/examples/tutorial/doc/09-symbolic-representation.docx
+++ b/examples/tutorial/doc/09-symbolic-representation.docx
@@ -468,16 +468,7 @@
         <w:rPr>
           <w:rStyle w:val="VerbatimChar"/>
         </w:rPr>
-        <w:t xml:space="preserve">##  [1] "D" "D" "D" "C" "C" "B" "B" "B" "A" "A" "A" "A" "A"</w:t>
-      </w:r>
-      <w:r>
-        <w:br/>
-      </w:r>
-      <w:r>
-        <w:rPr>
-          <w:rStyle w:val="VerbatimChar"/>
-        </w:rPr>
-        <w:t xml:space="preserve">## [14] "A" "A" "A" "A" "A" "B" "B"</w:t>
+        <w:t xml:space="preserve">##  [1] "D" "D" "D" "C" "C" "B" "B" "B" "A" "A" "A" "A" "A" "A" "A" "A" "A" "A" "B" "B"</w:t>
       </w:r>
     </w:p>
     <w:p>
@@ -672,16 +663,7 @@
         <w:rPr>
           <w:rStyle w:val="VerbatimChar"/>
         </w:rPr>
-        <w:t xml:space="preserve">##  [1] "6" "6" "6" "5" "4" "3" "2" "2" "1" "0" "0" "0" "0"</w:t>
-      </w:r>
-      <w:r>
-        <w:br/>
-      </w:r>
-      <w:r>
-        <w:rPr>
-          <w:rStyle w:val="VerbatimChar"/>
-        </w:rPr>
-        <w:t xml:space="preserve">## [14] "0" "0" "0" "1" "1" "2" "3"</w:t>
+        <w:t xml:space="preserve">##  [1] "6" "6" "6" "5" "4" "3" "2" "2" "1" "0" "0" "0" "0" "0" "0" "0" "1" "1" "2" "3"</w:t>
       </w:r>
     </w:p>
     <w:p>

--- a/examples/tutorial/doc/09-symbolic-representation.docx
+++ b/examples/tutorial/doc/09-symbolic-representation.docx
@@ -77,6 +77,45 @@
       <w:pPr>
         <w:pStyle w:val="SourceCode"/>
       </w:pPr>
+      <w:r>
+        <w:rPr>
+          <w:rStyle w:val="FunctionTok"/>
+        </w:rPr>
+        <w:t xml:space="preserve">source</w:t>
+      </w:r>
+      <w:r>
+        <w:rPr>
+          <w:rStyle w:val="NormalTok"/>
+        </w:rPr>
+        <w:t xml:space="preserve">(</w:t>
+      </w:r>
+      <w:r>
+        <w:rPr>
+          <w:rStyle w:val="FunctionTok"/>
+        </w:rPr>
+        <w:t xml:space="preserve">url</w:t>
+      </w:r>
+      <w:r>
+        <w:rPr>
+          <w:rStyle w:val="NormalTok"/>
+        </w:rPr>
+        <w:t xml:space="preserve">(</w:t>
+      </w:r>
+      <w:r>
+        <w:rPr>
+          <w:rStyle w:val="StringTok"/>
+        </w:rPr>
+        <w:t xml:space="preserve">"https://raw.githubusercontent.com/cefet-rj-dal/harbinger/master/examples/seed.R"</w:t>
+      </w:r>
+      <w:r>
+        <w:rPr>
+          <w:rStyle w:val="NormalTok"/>
+        </w:rPr>
+        <w:t xml:space="preserve">))</w:t>
+      </w:r>
+      <w:r>
+        <w:br/>
+      </w:r>
       <w:r>
         <w:rPr>
           <w:rStyle w:val="FunctionTok"/>
@@ -347,6 +386,21 @@
       </w:r>
       <w:r>
         <w:rPr>
+          <w:rStyle w:val="FunctionTok"/>
+        </w:rPr>
+        <w:t xml:space="preserve">set_example_seed</w:t>
+      </w:r>
+      <w:r>
+        <w:rPr>
+          <w:rStyle w:val="NormalTok"/>
+        </w:rPr>
+        <w:t xml:space="preserve">()</w:t>
+      </w:r>
+      <w:r>
+        <w:br/>
+      </w:r>
+      <w:r>
+        <w:rPr>
           <w:rStyle w:val="NormalTok"/>
         </w:rPr>
         <w:t xml:space="preserve">sax_model </w:t>
@@ -536,6 +590,21 @@
           <w:rStyle w:val="NormalTok"/>
         </w:rPr>
         <w:t xml:space="preserve">)</w:t>
+      </w:r>
+      <w:r>
+        <w:br/>
+      </w:r>
+      <w:r>
+        <w:rPr>
+          <w:rStyle w:val="FunctionTok"/>
+        </w:rPr>
+        <w:t xml:space="preserve">set_example_seed</w:t>
+      </w:r>
+      <w:r>
+        <w:rPr>
+          <w:rStyle w:val="NormalTok"/>
+        </w:rPr>
+        <w:t xml:space="preserve">()</w:t>
       </w:r>
       <w:r>
         <w:br/>
